--- a/tillsyn/A 12940-2025 tillsynsbegäran.docx
+++ b/tillsyn/A 12940-2025 tillsynsbegäran.docx
@@ -218,7 +218,7 @@
     <w:r>
       <w:tab/>
       <w:tab/>
-      <w:t>2025-03-19</w:t>
+      <w:t>2025-03-20</w:t>
       <w:br/>
       <w:br/>
     </w:r>

--- a/tillsyn/A 12940-2025 tillsynsbegäran.docx
+++ b/tillsyn/A 12940-2025 tillsynsbegäran.docx
@@ -218,7 +218,7 @@
     <w:r>
       <w:tab/>
       <w:tab/>
-      <w:t>2025-03-20</w:t>
+      <w:t>2025-03-21</w:t>
       <w:br/>
       <w:br/>
     </w:r>

--- a/tillsyn/A 12940-2025 tillsynsbegäran.docx
+++ b/tillsyn/A 12940-2025 tillsynsbegäran.docx
@@ -218,7 +218,7 @@
     <w:r>
       <w:tab/>
       <w:tab/>
-      <w:t>2025-03-21</w:t>
+      <w:t>2025-03-22</w:t>
       <w:br/>
       <w:br/>
     </w:r>

--- a/tillsyn/A 12940-2025 tillsynsbegäran.docx
+++ b/tillsyn/A 12940-2025 tillsynsbegäran.docx
@@ -218,7 +218,7 @@
     <w:r>
       <w:tab/>
       <w:tab/>
-      <w:t>2025-03-22</w:t>
+      <w:t>2025-03-23</w:t>
       <w:br/>
       <w:br/>
     </w:r>

--- a/tillsyn/A 12940-2025 tillsynsbegäran.docx
+++ b/tillsyn/A 12940-2025 tillsynsbegäran.docx
@@ -218,7 +218,7 @@
     <w:r>
       <w:tab/>
       <w:tab/>
-      <w:t>2025-03-23</w:t>
+      <w:t>2025-03-24</w:t>
       <w:br/>
       <w:br/>
     </w:r>

--- a/tillsyn/A 12940-2025 tillsynsbegäran.docx
+++ b/tillsyn/A 12940-2025 tillsynsbegäran.docx
@@ -218,7 +218,7 @@
     <w:r>
       <w:tab/>
       <w:tab/>
-      <w:t>2025-03-24</w:t>
+      <w:t>2025-03-25</w:t>
       <w:br/>
       <w:br/>
     </w:r>

--- a/tillsyn/A 12940-2025 tillsynsbegäran.docx
+++ b/tillsyn/A 12940-2025 tillsynsbegäran.docx
@@ -218,7 +218,7 @@
     <w:r>
       <w:tab/>
       <w:tab/>
-      <w:t>2025-03-25</w:t>
+      <w:t>2025-03-26</w:t>
       <w:br/>
       <w:br/>
     </w:r>

--- a/tillsyn/A 12940-2025 tillsynsbegäran.docx
+++ b/tillsyn/A 12940-2025 tillsynsbegäran.docx
@@ -218,7 +218,7 @@
     <w:r>
       <w:tab/>
       <w:tab/>
-      <w:t>2025-03-26</w:t>
+      <w:t>2025-03-27</w:t>
       <w:br/>
       <w:br/>
     </w:r>

--- a/tillsyn/A 12940-2025 tillsynsbegäran.docx
+++ b/tillsyn/A 12940-2025 tillsynsbegäran.docx
@@ -218,7 +218,7 @@
     <w:r>
       <w:tab/>
       <w:tab/>
-      <w:t>2025-03-27</w:t>
+      <w:t>2025-03-28</w:t>
       <w:br/>
       <w:br/>
     </w:r>

--- a/tillsyn/A 12940-2025 tillsynsbegäran.docx
+++ b/tillsyn/A 12940-2025 tillsynsbegäran.docx
@@ -218,7 +218,7 @@
     <w:r>
       <w:tab/>
       <w:tab/>
-      <w:t>2025-04-02</w:t>
+      <w:t>2025-04-03</w:t>
       <w:br/>
       <w:br/>
     </w:r>

--- a/tillsyn/A 12940-2025 tillsynsbegäran.docx
+++ b/tillsyn/A 12940-2025 tillsynsbegäran.docx
@@ -218,7 +218,7 @@
     <w:r>
       <w:tab/>
       <w:tab/>
-      <w:t>2025-04-03</w:t>
+      <w:t>2025-04-05</w:t>
       <w:br/>
       <w:br/>
     </w:r>

--- a/tillsyn/A 12940-2025 tillsynsbegäran.docx
+++ b/tillsyn/A 12940-2025 tillsynsbegäran.docx
@@ -218,7 +218,7 @@
     <w:r>
       <w:tab/>
       <w:tab/>
-      <w:t>2025-04-05</w:t>
+      <w:t>2025-04-06</w:t>
       <w:br/>
       <w:br/>
     </w:r>

--- a/tillsyn/A 12940-2025 tillsynsbegäran.docx
+++ b/tillsyn/A 12940-2025 tillsynsbegäran.docx
@@ -218,7 +218,7 @@
     <w:r>
       <w:tab/>
       <w:tab/>
-      <w:t>2025-04-06</w:t>
+      <w:t>2025-04-07</w:t>
       <w:br/>
       <w:br/>
     </w:r>

--- a/tillsyn/A 12940-2025 tillsynsbegäran.docx
+++ b/tillsyn/A 12940-2025 tillsynsbegäran.docx
@@ -218,7 +218,7 @@
     <w:r>
       <w:tab/>
       <w:tab/>
-      <w:t>2025-04-07</w:t>
+      <w:t>2025-04-08</w:t>
       <w:br/>
       <w:br/>
     </w:r>

--- a/tillsyn/A 12940-2025 tillsynsbegäran.docx
+++ b/tillsyn/A 12940-2025 tillsynsbegäran.docx
@@ -218,7 +218,7 @@
     <w:r>
       <w:tab/>
       <w:tab/>
-      <w:t>2025-04-08</w:t>
+      <w:t>2025-04-09</w:t>
       <w:br/>
       <w:br/>
     </w:r>

--- a/tillsyn/A 12940-2025 tillsynsbegäran.docx
+++ b/tillsyn/A 12940-2025 tillsynsbegäran.docx
@@ -90,6 +90,17 @@
         <w:t>Figur 1. Fyndplatser för naturvårdsarter i det avverkningsanmälda området (röd linje). Markörer utan svart kant är placerade på fyndplatsen. Markörer med svart kant är placerade vid sidan av fyndplatsen och har ett svart streck som visar fyndplatsens exakta position. Kartans mittpunktskoordinat är N 7035106, E 555641 i SWEREF 99 TM.</w:t>
       </w:r>
     </w:p>
+    <w:p>
+      <w:r>
+        <w:rPr>
+          <w:b/>
+        </w:rPr>
+        <w:t>Stor aspticka</w:t>
+      </w:r>
+      <w:r>
+        <w:t xml:space="preserve"> är knuten till gamla levande aspar och orsakar karaktäristiska inbuktningar i stammen (så kallad nekroser). Slutavverknings- och gallringsåtgärder i löv- och blandskogsbestånd som innebär att tillgången på grov asp minskar är ett hot mot arten. Det är viktigt att äldre aspar och aspbestånd sparas och för att gynna arten på sikt bör aspinslagen i t.ex. bergbranter, raviner, skogsbryn och kring äldre odlingsmarker generellt sparas i större utsträckning än vad som görs idag (SLU Artdatabanken, 2024; Nitare &amp; Skogsstyrelsen, 2019).</w:t>
+      </w:r>
+    </w:p>
     <w:sectPr>
       <w:headerReference w:type="even" r:id="rId8"/>
       <w:headerReference w:type="default" r:id="rId9"/>
@@ -218,7 +229,7 @@
     <w:r>
       <w:tab/>
       <w:tab/>
-      <w:t>2025-04-09</w:t>
+      <w:t>2025-04-10</w:t>
       <w:br/>
       <w:br/>
     </w:r>

--- a/tillsyn/A 12940-2025 tillsynsbegäran.docx
+++ b/tillsyn/A 12940-2025 tillsynsbegäran.docx
@@ -229,7 +229,7 @@
     <w:r>
       <w:tab/>
       <w:tab/>
-      <w:t>2025-04-10</w:t>
+      <w:t>2025-04-11</w:t>
       <w:br/>
       <w:br/>
     </w:r>

--- a/tillsyn/A 12940-2025 tillsynsbegäran.docx
+++ b/tillsyn/A 12940-2025 tillsynsbegäran.docx
@@ -229,7 +229,7 @@
     <w:r>
       <w:tab/>
       <w:tab/>
-      <w:t>2025-04-11</w:t>
+      <w:t>2025-04-12</w:t>
       <w:br/>
       <w:br/>
     </w:r>

--- a/tillsyn/A 12940-2025 tillsynsbegäran.docx
+++ b/tillsyn/A 12940-2025 tillsynsbegäran.docx
@@ -229,7 +229,7 @@
     <w:r>
       <w:tab/>
       <w:tab/>
-      <w:t>2025-04-12</w:t>
+      <w:t>2025-04-13</w:t>
       <w:br/>
       <w:br/>
     </w:r>

--- a/tillsyn/A 12940-2025 tillsynsbegäran.docx
+++ b/tillsyn/A 12940-2025 tillsynsbegäran.docx
@@ -229,7 +229,7 @@
     <w:r>
       <w:tab/>
       <w:tab/>
-      <w:t>2025-04-13</w:t>
+      <w:t>2025-04-14</w:t>
       <w:br/>
       <w:br/>
     </w:r>

--- a/tillsyn/A 12940-2025 tillsynsbegäran.docx
+++ b/tillsyn/A 12940-2025 tillsynsbegäran.docx
@@ -229,7 +229,7 @@
     <w:r>
       <w:tab/>
       <w:tab/>
-      <w:t>2025-04-14</w:t>
+      <w:t>2025-04-15</w:t>
       <w:br/>
       <w:br/>
     </w:r>

--- a/tillsyn/A 12940-2025 tillsynsbegäran.docx
+++ b/tillsyn/A 12940-2025 tillsynsbegäran.docx
@@ -229,7 +229,7 @@
     <w:r>
       <w:tab/>
       <w:tab/>
-      <w:t>2025-04-15</w:t>
+      <w:t>2025-04-16</w:t>
       <w:br/>
       <w:br/>
     </w:r>

--- a/tillsyn/A 12940-2025 tillsynsbegäran.docx
+++ b/tillsyn/A 12940-2025 tillsynsbegäran.docx
@@ -229,7 +229,7 @@
     <w:r>
       <w:tab/>
       <w:tab/>
-      <w:t>2025-04-16</w:t>
+      <w:t>2025-04-17</w:t>
       <w:br/>
       <w:br/>
     </w:r>

--- a/tillsyn/A 12940-2025 tillsynsbegäran.docx
+++ b/tillsyn/A 12940-2025 tillsynsbegäran.docx
@@ -229,7 +229,7 @@
     <w:r>
       <w:tab/>
       <w:tab/>
-      <w:t>2025-04-17</w:t>
+      <w:t>2025-04-18</w:t>
       <w:br/>
       <w:br/>
     </w:r>

--- a/tillsyn/A 12940-2025 tillsynsbegäran.docx
+++ b/tillsyn/A 12940-2025 tillsynsbegäran.docx
@@ -229,7 +229,7 @@
     <w:r>
       <w:tab/>
       <w:tab/>
-      <w:t>2025-05-03</w:t>
+      <w:t>2025-05-04</w:t>
       <w:br/>
       <w:br/>
     </w:r>

--- a/tillsyn/A 12940-2025 tillsynsbegäran.docx
+++ b/tillsyn/A 12940-2025 tillsynsbegäran.docx
@@ -229,7 +229,7 @@
     <w:r>
       <w:tab/>
       <w:tab/>
-      <w:t>2025-05-04</w:t>
+      <w:t>2025-05-06</w:t>
       <w:br/>
       <w:br/>
     </w:r>

--- a/tillsyn/A 12940-2025 tillsynsbegäran.docx
+++ b/tillsyn/A 12940-2025 tillsynsbegäran.docx
@@ -229,7 +229,7 @@
     <w:r>
       <w:tab/>
       <w:tab/>
-      <w:t>2025-05-06</w:t>
+      <w:t>2025-05-07</w:t>
       <w:br/>
       <w:br/>
     </w:r>

--- a/tillsyn/A 12940-2025 tillsynsbegäran.docx
+++ b/tillsyn/A 12940-2025 tillsynsbegäran.docx
@@ -229,7 +229,7 @@
     <w:r>
       <w:tab/>
       <w:tab/>
-      <w:t>2025-05-07</w:t>
+      <w:t>2025-05-08</w:t>
       <w:br/>
       <w:br/>
     </w:r>

--- a/tillsyn/A 12940-2025 tillsynsbegäran.docx
+++ b/tillsyn/A 12940-2025 tillsynsbegäran.docx
@@ -229,7 +229,7 @@
     <w:r>
       <w:tab/>
       <w:tab/>
-      <w:t>2025-05-08</w:t>
+      <w:t>2025-05-09</w:t>
       <w:br/>
       <w:br/>
     </w:r>

--- a/tillsyn/A 12940-2025 tillsynsbegäran.docx
+++ b/tillsyn/A 12940-2025 tillsynsbegäran.docx
@@ -229,7 +229,7 @@
     <w:r>
       <w:tab/>
       <w:tab/>
-      <w:t>2025-05-09</w:t>
+      <w:t>2025-05-10</w:t>
       <w:br/>
       <w:br/>
     </w:r>

--- a/tillsyn/A 12940-2025 tillsynsbegäran.docx
+++ b/tillsyn/A 12940-2025 tillsynsbegäran.docx
@@ -229,7 +229,7 @@
     <w:r>
       <w:tab/>
       <w:tab/>
-      <w:t>2025-05-10</w:t>
+      <w:t>2025-05-11</w:t>
       <w:br/>
       <w:br/>
     </w:r>

--- a/tillsyn/A 12940-2025 tillsynsbegäran.docx
+++ b/tillsyn/A 12940-2025 tillsynsbegäran.docx
@@ -229,7 +229,7 @@
     <w:r>
       <w:tab/>
       <w:tab/>
-      <w:t>2025-05-11</w:t>
+      <w:t>2025-05-12</w:t>
       <w:br/>
       <w:br/>
     </w:r>

--- a/tillsyn/A 12940-2025 tillsynsbegäran.docx
+++ b/tillsyn/A 12940-2025 tillsynsbegäran.docx
@@ -229,7 +229,7 @@
     <w:r>
       <w:tab/>
       <w:tab/>
-      <w:t>2025-05-12</w:t>
+      <w:t>2025-05-13</w:t>
       <w:br/>
       <w:br/>
     </w:r>

--- a/tillsyn/A 12940-2025 tillsynsbegäran.docx
+++ b/tillsyn/A 12940-2025 tillsynsbegäran.docx
@@ -229,7 +229,7 @@
     <w:r>
       <w:tab/>
       <w:tab/>
-      <w:t>2025-05-13</w:t>
+      <w:t>2025-05-14</w:t>
       <w:br/>
       <w:br/>
     </w:r>

--- a/tillsyn/A 12940-2025 tillsynsbegäran.docx
+++ b/tillsyn/A 12940-2025 tillsynsbegäran.docx
@@ -229,7 +229,7 @@
     <w:r>
       <w:tab/>
       <w:tab/>
-      <w:t>2025-05-14</w:t>
+      <w:t>2025-05-15</w:t>
       <w:br/>
       <w:br/>
     </w:r>

--- a/tillsyn/A 12940-2025 tillsynsbegäran.docx
+++ b/tillsyn/A 12940-2025 tillsynsbegäran.docx
@@ -229,7 +229,7 @@
     <w:r>
       <w:tab/>
       <w:tab/>
-      <w:t>2025-05-15</w:t>
+      <w:t>2025-05-16</w:t>
       <w:br/>
       <w:br/>
     </w:r>

--- a/tillsyn/A 12940-2025 tillsynsbegäran.docx
+++ b/tillsyn/A 12940-2025 tillsynsbegäran.docx
@@ -229,7 +229,7 @@
     <w:r>
       <w:tab/>
       <w:tab/>
-      <w:t>2025-05-16</w:t>
+      <w:t>2025-05-17</w:t>
       <w:br/>
       <w:br/>
     </w:r>

--- a/tillsyn/A 12940-2025 tillsynsbegäran.docx
+++ b/tillsyn/A 12940-2025 tillsynsbegäran.docx
@@ -229,7 +229,7 @@
     <w:r>
       <w:tab/>
       <w:tab/>
-      <w:t>2025-05-17</w:t>
+      <w:t>2025-05-18</w:t>
       <w:br/>
       <w:br/>
     </w:r>

--- a/tillsyn/A 12940-2025 tillsynsbegäran.docx
+++ b/tillsyn/A 12940-2025 tillsynsbegäran.docx
@@ -229,7 +229,7 @@
     <w:r>
       <w:tab/>
       <w:tab/>
-      <w:t>2025-05-18</w:t>
+      <w:t>2025-05-19</w:t>
       <w:br/>
       <w:br/>
     </w:r>

--- a/tillsyn/A 12940-2025 tillsynsbegäran.docx
+++ b/tillsyn/A 12940-2025 tillsynsbegäran.docx
@@ -229,7 +229,7 @@
     <w:r>
       <w:tab/>
       <w:tab/>
-      <w:t>2025-05-19</w:t>
+      <w:t>2025-05-20</w:t>
       <w:br/>
       <w:br/>
     </w:r>

--- a/tillsyn/A 12940-2025 tillsynsbegäran.docx
+++ b/tillsyn/A 12940-2025 tillsynsbegäran.docx
@@ -229,7 +229,7 @@
     <w:r>
       <w:tab/>
       <w:tab/>
-      <w:t>2025-05-20</w:t>
+      <w:t>2025-05-21</w:t>
       <w:br/>
       <w:br/>
     </w:r>

--- a/tillsyn/A 12940-2025 tillsynsbegäran.docx
+++ b/tillsyn/A 12940-2025 tillsynsbegäran.docx
@@ -229,7 +229,7 @@
     <w:r>
       <w:tab/>
       <w:tab/>
-      <w:t>2025-05-21</w:t>
+      <w:t>2025-05-22</w:t>
       <w:br/>
       <w:br/>
     </w:r>

--- a/tillsyn/A 12940-2025 tillsynsbegäran.docx
+++ b/tillsyn/A 12940-2025 tillsynsbegäran.docx
@@ -229,7 +229,7 @@
     <w:r>
       <w:tab/>
       <w:tab/>
-      <w:t>2025-05-22</w:t>
+      <w:t>2025-05-23</w:t>
       <w:br/>
       <w:br/>
     </w:r>

--- a/tillsyn/A 12940-2025 tillsynsbegäran.docx
+++ b/tillsyn/A 12940-2025 tillsynsbegäran.docx
@@ -229,7 +229,7 @@
     <w:r>
       <w:tab/>
       <w:tab/>
-      <w:t>2025-05-23</w:t>
+      <w:t>2025-05-24</w:t>
       <w:br/>
       <w:br/>
     </w:r>

--- a/tillsyn/A 12940-2025 tillsynsbegäran.docx
+++ b/tillsyn/A 12940-2025 tillsynsbegäran.docx
@@ -229,7 +229,7 @@
     <w:r>
       <w:tab/>
       <w:tab/>
-      <w:t>2025-05-24</w:t>
+      <w:t>2025-05-25</w:t>
       <w:br/>
       <w:br/>
     </w:r>

--- a/tillsyn/A 12940-2025 tillsynsbegäran.docx
+++ b/tillsyn/A 12940-2025 tillsynsbegäran.docx
@@ -229,7 +229,7 @@
     <w:r>
       <w:tab/>
       <w:tab/>
-      <w:t>2025-05-25</w:t>
+      <w:t>2025-05-26</w:t>
       <w:br/>
       <w:br/>
     </w:r>

--- a/tillsyn/A 12940-2025 tillsynsbegäran.docx
+++ b/tillsyn/A 12940-2025 tillsynsbegäran.docx
@@ -229,7 +229,7 @@
     <w:r>
       <w:tab/>
       <w:tab/>
-      <w:t>2025-05-26</w:t>
+      <w:t>2025-05-27</w:t>
       <w:br/>
       <w:br/>
     </w:r>

--- a/tillsyn/A 12940-2025 tillsynsbegäran.docx
+++ b/tillsyn/A 12940-2025 tillsynsbegäran.docx
@@ -229,7 +229,7 @@
     <w:r>
       <w:tab/>
       <w:tab/>
-      <w:t>2025-05-27</w:t>
+      <w:t>2025-05-30</w:t>
       <w:br/>
       <w:br/>
     </w:r>

--- a/tillsyn/A 12940-2025 tillsynsbegäran.docx
+++ b/tillsyn/A 12940-2025 tillsynsbegäran.docx
@@ -229,7 +229,7 @@
     <w:r>
       <w:tab/>
       <w:tab/>
-      <w:t>2025-05-30</w:t>
+      <w:t>2025-06-01</w:t>
       <w:br/>
       <w:br/>
     </w:r>

--- a/tillsyn/A 12940-2025 tillsynsbegäran.docx
+++ b/tillsyn/A 12940-2025 tillsynsbegäran.docx
@@ -229,7 +229,7 @@
     <w:r>
       <w:tab/>
       <w:tab/>
-      <w:t>2025-06-01</w:t>
+      <w:t>2025-06-02</w:t>
       <w:br/>
       <w:br/>
     </w:r>

--- a/tillsyn/A 12940-2025 tillsynsbegäran.docx
+++ b/tillsyn/A 12940-2025 tillsynsbegäran.docx
@@ -229,7 +229,7 @@
     <w:r>
       <w:tab/>
       <w:tab/>
-      <w:t>2025-06-02</w:t>
+      <w:t>2025-06-03</w:t>
       <w:br/>
       <w:br/>
     </w:r>

--- a/tillsyn/A 12940-2025 tillsynsbegäran.docx
+++ b/tillsyn/A 12940-2025 tillsynsbegäran.docx
@@ -229,7 +229,7 @@
     <w:r>
       <w:tab/>
       <w:tab/>
-      <w:t>2025-06-03</w:t>
+      <w:t>2025-06-04</w:t>
       <w:br/>
       <w:br/>
     </w:r>

--- a/tillsyn/A 12940-2025 tillsynsbegäran.docx
+++ b/tillsyn/A 12940-2025 tillsynsbegäran.docx
@@ -229,7 +229,7 @@
     <w:r>
       <w:tab/>
       <w:tab/>
-      <w:t>2025-06-04</w:t>
+      <w:t>2025-06-05</w:t>
       <w:br/>
       <w:br/>
     </w:r>

--- a/tillsyn/A 12940-2025 tillsynsbegäran.docx
+++ b/tillsyn/A 12940-2025 tillsynsbegäran.docx
@@ -229,7 +229,7 @@
     <w:r>
       <w:tab/>
       <w:tab/>
-      <w:t>2025-06-05</w:t>
+      <w:t>2025-06-13</w:t>
       <w:br/>
       <w:br/>
     </w:r>

--- a/tillsyn/A 12940-2025 tillsynsbegäran.docx
+++ b/tillsyn/A 12940-2025 tillsynsbegäran.docx
@@ -229,7 +229,7 @@
     <w:r>
       <w:tab/>
       <w:tab/>
-      <w:t>2025-06-13</w:t>
+      <w:t>2025-06-15</w:t>
       <w:br/>
       <w:br/>
     </w:r>

--- a/tillsyn/A 12940-2025 tillsynsbegäran.docx
+++ b/tillsyn/A 12940-2025 tillsynsbegäran.docx
@@ -229,7 +229,7 @@
     <w:r>
       <w:tab/>
       <w:tab/>
-      <w:t>2025-06-15</w:t>
+      <w:t>2025-06-16</w:t>
       <w:br/>
       <w:br/>
     </w:r>

--- a/tillsyn/A 12940-2025 tillsynsbegäran.docx
+++ b/tillsyn/A 12940-2025 tillsynsbegäran.docx
@@ -229,7 +229,7 @@
     <w:r>
       <w:tab/>
       <w:tab/>
-      <w:t>2025-06-16</w:t>
+      <w:t>2025-06-17</w:t>
       <w:br/>
       <w:br/>
     </w:r>

--- a/tillsyn/A 12940-2025 tillsynsbegäran.docx
+++ b/tillsyn/A 12940-2025 tillsynsbegäran.docx
@@ -229,7 +229,7 @@
     <w:r>
       <w:tab/>
       <w:tab/>
-      <w:t>2025-06-17</w:t>
+      <w:t>2025-06-18</w:t>
       <w:br/>
       <w:br/>
     </w:r>

--- a/tillsyn/A 12940-2025 tillsynsbegäran.docx
+++ b/tillsyn/A 12940-2025 tillsynsbegäran.docx
@@ -229,7 +229,7 @@
     <w:r>
       <w:tab/>
       <w:tab/>
-      <w:t>2025-06-18</w:t>
+      <w:t>2025-06-19</w:t>
       <w:br/>
       <w:br/>
     </w:r>

--- a/tillsyn/A 12940-2025 tillsynsbegäran.docx
+++ b/tillsyn/A 12940-2025 tillsynsbegäran.docx
@@ -229,7 +229,7 @@
     <w:r>
       <w:tab/>
       <w:tab/>
-      <w:t>2025-06-19</w:t>
+      <w:t>2025-06-20</w:t>
       <w:br/>
       <w:br/>
     </w:r>

--- a/tillsyn/A 12940-2025 tillsynsbegäran.docx
+++ b/tillsyn/A 12940-2025 tillsynsbegäran.docx
@@ -229,7 +229,7 @@
     <w:r>
       <w:tab/>
       <w:tab/>
-      <w:t>2025-06-20</w:t>
+      <w:t>2025-06-21</w:t>
       <w:br/>
       <w:br/>
     </w:r>

--- a/tillsyn/A 12940-2025 tillsynsbegäran.docx
+++ b/tillsyn/A 12940-2025 tillsynsbegäran.docx
@@ -229,7 +229,7 @@
     <w:r>
       <w:tab/>
       <w:tab/>
-      <w:t>2025-06-21</w:t>
+      <w:t>2025-06-22</w:t>
       <w:br/>
       <w:br/>
     </w:r>

--- a/tillsyn/A 12940-2025 tillsynsbegäran.docx
+++ b/tillsyn/A 12940-2025 tillsynsbegäran.docx
@@ -229,7 +229,7 @@
     <w:r>
       <w:tab/>
       <w:tab/>
-      <w:t>2025-06-22</w:t>
+      <w:t>2025-06-23</w:t>
       <w:br/>
       <w:br/>
     </w:r>

--- a/tillsyn/A 12940-2025 tillsynsbegäran.docx
+++ b/tillsyn/A 12940-2025 tillsynsbegäran.docx
@@ -229,7 +229,7 @@
     <w:r>
       <w:tab/>
       <w:tab/>
-      <w:t>2025-06-23</w:t>
+      <w:t>2025-06-24</w:t>
       <w:br/>
       <w:br/>
     </w:r>

--- a/tillsyn/A 12940-2025 tillsynsbegäran.docx
+++ b/tillsyn/A 12940-2025 tillsynsbegäran.docx
@@ -229,7 +229,7 @@
     <w:r>
       <w:tab/>
       <w:tab/>
-      <w:t>2025-06-24</w:t>
+      <w:t>2025-06-25</w:t>
       <w:br/>
       <w:br/>
     </w:r>

--- a/tillsyn/A 12940-2025 tillsynsbegäran.docx
+++ b/tillsyn/A 12940-2025 tillsynsbegäran.docx
@@ -229,7 +229,7 @@
     <w:r>
       <w:tab/>
       <w:tab/>
-      <w:t>2025-06-25</w:t>
+      <w:t>2025-06-26</w:t>
       <w:br/>
       <w:br/>
     </w:r>

--- a/tillsyn/A 12940-2025 tillsynsbegäran.docx
+++ b/tillsyn/A 12940-2025 tillsynsbegäran.docx
@@ -229,7 +229,7 @@
     <w:r>
       <w:tab/>
       <w:tab/>
-      <w:t>2025-06-26</w:t>
+      <w:t>2025-06-27</w:t>
       <w:br/>
       <w:br/>
     </w:r>

--- a/tillsyn/A 12940-2025 tillsynsbegäran.docx
+++ b/tillsyn/A 12940-2025 tillsynsbegäran.docx
@@ -229,7 +229,7 @@
     <w:r>
       <w:tab/>
       <w:tab/>
-      <w:t>2025-06-27</w:t>
+      <w:t>2025-06-28</w:t>
       <w:br/>
       <w:br/>
     </w:r>

--- a/tillsyn/A 12940-2025 tillsynsbegäran.docx
+++ b/tillsyn/A 12940-2025 tillsynsbegäran.docx
@@ -229,7 +229,7 @@
     <w:r>
       <w:tab/>
       <w:tab/>
-      <w:t>2025-06-28</w:t>
+      <w:t>2025-06-29</w:t>
       <w:br/>
       <w:br/>
     </w:r>

--- a/tillsyn/A 12940-2025 tillsynsbegäran.docx
+++ b/tillsyn/A 12940-2025 tillsynsbegäran.docx
@@ -229,7 +229,7 @@
     <w:r>
       <w:tab/>
       <w:tab/>
-      <w:t>2025-06-29</w:t>
+      <w:t>2025-06-30</w:t>
       <w:br/>
       <w:br/>
     </w:r>

--- a/tillsyn/A 12940-2025 tillsynsbegäran.docx
+++ b/tillsyn/A 12940-2025 tillsynsbegäran.docx
@@ -229,7 +229,7 @@
     <w:r>
       <w:tab/>
       <w:tab/>
-      <w:t>2025-06-30</w:t>
+      <w:t>2025-07-01</w:t>
       <w:br/>
       <w:br/>
     </w:r>

--- a/tillsyn/A 12940-2025 tillsynsbegäran.docx
+++ b/tillsyn/A 12940-2025 tillsynsbegäran.docx
@@ -229,7 +229,7 @@
     <w:r>
       <w:tab/>
       <w:tab/>
-      <w:t>2025-07-01</w:t>
+      <w:t>2025-07-02</w:t>
       <w:br/>
       <w:br/>
     </w:r>

--- a/tillsyn/A 12940-2025 tillsynsbegäran.docx
+++ b/tillsyn/A 12940-2025 tillsynsbegäran.docx
@@ -229,7 +229,7 @@
     <w:r>
       <w:tab/>
       <w:tab/>
-      <w:t>2025-07-02</w:t>
+      <w:t>2025-07-03</w:t>
       <w:br/>
       <w:br/>
     </w:r>

--- a/tillsyn/A 12940-2025 tillsynsbegäran.docx
+++ b/tillsyn/A 12940-2025 tillsynsbegäran.docx
@@ -229,7 +229,7 @@
     <w:r>
       <w:tab/>
       <w:tab/>
-      <w:t>2025-07-03</w:t>
+      <w:t>2025-07-04</w:t>
       <w:br/>
       <w:br/>
     </w:r>

--- a/tillsyn/A 12940-2025 tillsynsbegäran.docx
+++ b/tillsyn/A 12940-2025 tillsynsbegäran.docx
@@ -229,7 +229,7 @@
     <w:r>
       <w:tab/>
       <w:tab/>
-      <w:t>2025-07-04</w:t>
+      <w:t>2025-07-05</w:t>
       <w:br/>
       <w:br/>
     </w:r>

--- a/tillsyn/A 12940-2025 tillsynsbegäran.docx
+++ b/tillsyn/A 12940-2025 tillsynsbegäran.docx
@@ -229,7 +229,7 @@
     <w:r>
       <w:tab/>
       <w:tab/>
-      <w:t>2025-07-05</w:t>
+      <w:t>2025-07-06</w:t>
       <w:br/>
       <w:br/>
     </w:r>

--- a/tillsyn/A 12940-2025 tillsynsbegäran.docx
+++ b/tillsyn/A 12940-2025 tillsynsbegäran.docx
@@ -229,7 +229,7 @@
     <w:r>
       <w:tab/>
       <w:tab/>
-      <w:t>2025-07-06</w:t>
+      <w:t>2025-07-07</w:t>
       <w:br/>
       <w:br/>
     </w:r>

--- a/tillsyn/A 12940-2025 tillsynsbegäran.docx
+++ b/tillsyn/A 12940-2025 tillsynsbegäran.docx
@@ -229,7 +229,7 @@
     <w:r>
       <w:tab/>
       <w:tab/>
-      <w:t>2025-07-07</w:t>
+      <w:t>2025-07-08</w:t>
       <w:br/>
       <w:br/>
     </w:r>

--- a/tillsyn/A 12940-2025 tillsynsbegäran.docx
+++ b/tillsyn/A 12940-2025 tillsynsbegäran.docx
@@ -229,7 +229,7 @@
     <w:r>
       <w:tab/>
       <w:tab/>
-      <w:t>2025-07-08</w:t>
+      <w:t>2025-07-09</w:t>
       <w:br/>
       <w:br/>
     </w:r>

--- a/tillsyn/A 12940-2025 tillsynsbegäran.docx
+++ b/tillsyn/A 12940-2025 tillsynsbegäran.docx
@@ -229,7 +229,7 @@
     <w:r>
       <w:tab/>
       <w:tab/>
-      <w:t>2025-07-09</w:t>
+      <w:t>2025-07-11</w:t>
       <w:br/>
       <w:br/>
     </w:r>

--- a/tillsyn/A 12940-2025 tillsynsbegäran.docx
+++ b/tillsyn/A 12940-2025 tillsynsbegäran.docx
@@ -229,7 +229,7 @@
     <w:r>
       <w:tab/>
       <w:tab/>
-      <w:t>2025-07-11</w:t>
+      <w:t>2025-07-12</w:t>
       <w:br/>
       <w:br/>
     </w:r>

--- a/tillsyn/A 12940-2025 tillsynsbegäran.docx
+++ b/tillsyn/A 12940-2025 tillsynsbegäran.docx
@@ -229,7 +229,7 @@
     <w:r>
       <w:tab/>
       <w:tab/>
-      <w:t>2025-07-12</w:t>
+      <w:t>2025-07-13</w:t>
       <w:br/>
       <w:br/>
     </w:r>

--- a/tillsyn/A 12940-2025 tillsynsbegäran.docx
+++ b/tillsyn/A 12940-2025 tillsynsbegäran.docx
@@ -229,7 +229,7 @@
     <w:r>
       <w:tab/>
       <w:tab/>
-      <w:t>2025-07-13</w:t>
+      <w:t>2025-07-14</w:t>
       <w:br/>
       <w:br/>
     </w:r>

--- a/tillsyn/A 12940-2025 tillsynsbegäran.docx
+++ b/tillsyn/A 12940-2025 tillsynsbegäran.docx
@@ -229,7 +229,7 @@
     <w:r>
       <w:tab/>
       <w:tab/>
-      <w:t>2025-08-06</w:t>
+      <w:t>2025-08-09</w:t>
       <w:br/>
       <w:br/>
     </w:r>
